--- a/redirectionToURL/RedirectionToURL.docx
+++ b/redirectionToURL/RedirectionToURL.docx
@@ -346,12 +346,24 @@
     </w:p>
     <w:p>
       <w:r>
-        <w:t>By default, when the flow is over, it goes back to the record page layout.</w:t>
-      </w:r>
-    </w:p>
-    <w:p>
-      <w:r>
-        <w:t xml:space="preserve">What if we would like to go to another location? </w:t>
+        <w:t xml:space="preserve">By default, when the </w:t>
+      </w:r>
+      <w:r>
+        <w:t xml:space="preserve">screen </w:t>
+      </w:r>
+      <w:r>
+        <w:t>flow is over, it goes back to the record page layout.</w:t>
+      </w:r>
+    </w:p>
+    <w:p>
+      <w:r>
+        <w:t>What if we would like to go to another location</w:t>
+      </w:r>
+      <w:r>
+        <w:t xml:space="preserve"> like conga composer or just another record</w:t>
+      </w:r>
+      <w:r>
+        <w:t xml:space="preserve">? </w:t>
       </w:r>
       <w:r>
         <w:t>Or what if we need to refresh the entire screen?</w:t>
@@ -359,7 +371,19 @@
     </w:p>
     <w:p>
       <w:r>
-        <w:t>Use the solution below.</w:t>
+        <w:t>Use th</w:t>
+      </w:r>
+      <w:r>
+        <w:t>is</w:t>
+      </w:r>
+      <w:r>
+        <w:t xml:space="preserve"> solutio</w:t>
+      </w:r>
+      <w:r>
+        <w:t>n</w:t>
+      </w:r>
+      <w:r>
+        <w:t>.</w:t>
       </w:r>
       <w:r>
         <w:t xml:space="preserve"> </w:t>
@@ -470,14 +494,12 @@
         </w:rPr>
         <w:t xml:space="preserve">At the end of your flow use the </w:t>
       </w:r>
-      <w:proofErr w:type="spellStart"/>
-      <w:r>
-        <w:rPr>
-          <w:rFonts w:eastAsia="Times New Roman"/>
-        </w:rPr>
-        <w:t>navigateToRecord</w:t>
-      </w:r>
-      <w:proofErr w:type="spellEnd"/>
+      <w:r>
+        <w:rPr>
+          <w:rFonts w:eastAsia="Times New Roman"/>
+        </w:rPr>
+        <w:t xml:space="preserve">redirectToURL </w:t>
+      </w:r>
       <w:r>
         <w:rPr>
           <w:rFonts w:eastAsia="Times New Roman"/>
@@ -504,145 +526,6 @@
         <w:rPr>
           <w:noProof/>
         </w:rPr>
-        <w:drawing>
-          <wp:inline distT="0" distB="0" distL="0" distR="0" wp14:anchorId="44DC80BD" wp14:editId="5A43A42E">
-            <wp:extent cx="5936615" cy="962025"/>
-            <wp:effectExtent l="0" t="0" r="6985" b="9525"/>
-            <wp:docPr id="9" name="Picture 9" descr="A screenshot of a computer&#10;&#10;Description automatically generated"/>
-            <wp:cNvGraphicFramePr>
-              <a:graphicFrameLocks xmlns:a="http://schemas.openxmlformats.org/drawingml/2006/main" noChangeAspect="1"/>
-            </wp:cNvGraphicFramePr>
-            <a:graphic xmlns:a="http://schemas.openxmlformats.org/drawingml/2006/main">
-              <a:graphicData uri="http://schemas.openxmlformats.org/drawingml/2006/picture">
-                <pic:pic xmlns:pic="http://schemas.openxmlformats.org/drawingml/2006/picture">
-                  <pic:nvPicPr>
-                    <pic:cNvPr id="9" name="Picture 9" descr="A screenshot of a computer&#10;&#10;Description automatically generated"/>
-                    <pic:cNvPicPr>
-                      <a:picLocks noChangeAspect="1" noChangeArrowheads="1"/>
-                    </pic:cNvPicPr>
-                  </pic:nvPicPr>
-                  <pic:blipFill>
-                    <a:blip r:embed="rId6">
-                      <a:extLst>
-                        <a:ext uri="{28A0092B-C50C-407E-A947-70E740481C1C}">
-                          <a14:useLocalDpi xmlns:a14="http://schemas.microsoft.com/office/drawing/2010/main" val="0"/>
-                        </a:ext>
-                      </a:extLst>
-                    </a:blip>
-                    <a:srcRect/>
-                    <a:stretch>
-                      <a:fillRect/>
-                    </a:stretch>
-                  </pic:blipFill>
-                  <pic:spPr bwMode="auto">
-                    <a:xfrm>
-                      <a:off x="0" y="0"/>
-                      <a:ext cx="5936615" cy="962025"/>
-                    </a:xfrm>
-                    <a:prstGeom prst="rect">
-                      <a:avLst/>
-                    </a:prstGeom>
-                    <a:noFill/>
-                    <a:ln>
-                      <a:noFill/>
-                    </a:ln>
-                  </pic:spPr>
-                </pic:pic>
-              </a:graphicData>
-            </a:graphic>
-          </wp:inline>
-        </w:drawing>
-      </w:r>
-    </w:p>
-    <w:p>
-      <w:pPr>
-        <w:spacing w:after="0" w:line="240" w:lineRule="auto"/>
-        <w:rPr>
-          <w:rFonts w:eastAsia="Times New Roman"/>
-        </w:rPr>
-      </w:pPr>
-    </w:p>
-    <w:p>
-      <w:pPr>
-        <w:spacing w:after="0" w:line="240" w:lineRule="auto"/>
-        <w:rPr>
-          <w:rFonts w:eastAsia="Times New Roman"/>
-        </w:rPr>
-      </w:pPr>
-      <w:r>
-        <w:rPr>
-          <w:noProof/>
-        </w:rPr>
-        <w:drawing>
-          <wp:inline distT="0" distB="0" distL="0" distR="0" wp14:anchorId="32E53F68" wp14:editId="1FBE56D2">
-            <wp:extent cx="812165" cy="770890"/>
-            <wp:effectExtent l="0" t="0" r="6985" b="0"/>
-            <wp:docPr id="11" name="Picture 11" descr="A blue square with a lightning bolt and a black arrow&#10;&#10;Description automatically generated"/>
-            <wp:cNvGraphicFramePr>
-              <a:graphicFrameLocks xmlns:a="http://schemas.openxmlformats.org/drawingml/2006/main" noChangeAspect="1"/>
-            </wp:cNvGraphicFramePr>
-            <a:graphic xmlns:a="http://schemas.openxmlformats.org/drawingml/2006/main">
-              <a:graphicData uri="http://schemas.openxmlformats.org/drawingml/2006/picture">
-                <pic:pic xmlns:pic="http://schemas.openxmlformats.org/drawingml/2006/picture">
-                  <pic:nvPicPr>
-                    <pic:cNvPr id="11" name="Picture 11" descr="A blue square with a lightning bolt and a black arrow&#10;&#10;Description automatically generated"/>
-                    <pic:cNvPicPr>
-                      <a:picLocks noChangeAspect="1" noChangeArrowheads="1"/>
-                    </pic:cNvPicPr>
-                  </pic:nvPicPr>
-                  <pic:blipFill>
-                    <a:blip r:embed="rId7">
-                      <a:extLst>
-                        <a:ext uri="{28A0092B-C50C-407E-A947-70E740481C1C}">
-                          <a14:useLocalDpi xmlns:a14="http://schemas.microsoft.com/office/drawing/2010/main" val="0"/>
-                        </a:ext>
-                      </a:extLst>
-                    </a:blip>
-                    <a:srcRect/>
-                    <a:stretch>
-                      <a:fillRect/>
-                    </a:stretch>
-                  </pic:blipFill>
-                  <pic:spPr bwMode="auto">
-                    <a:xfrm>
-                      <a:off x="0" y="0"/>
-                      <a:ext cx="812165" cy="770890"/>
-                    </a:xfrm>
-                    <a:prstGeom prst="rect">
-                      <a:avLst/>
-                    </a:prstGeom>
-                    <a:noFill/>
-                    <a:ln>
-                      <a:noFill/>
-                    </a:ln>
-                  </pic:spPr>
-                </pic:pic>
-              </a:graphicData>
-            </a:graphic>
-          </wp:inline>
-        </w:drawing>
-      </w:r>
-    </w:p>
-    <w:p>
-      <w:pPr>
-        <w:spacing w:after="0" w:line="240" w:lineRule="auto"/>
-        <w:rPr>
-          <w:rFonts w:eastAsia="Times New Roman"/>
-        </w:rPr>
-      </w:pPr>
-    </w:p>
-    <w:p>
-      <w:pPr>
-        <w:spacing w:after="0" w:line="240" w:lineRule="auto"/>
-        <w:rPr>
-          <w:rFonts w:eastAsia="Times New Roman"/>
-        </w:rPr>
-      </w:pPr>
-      <w:r>
-        <w:rPr>
-          <w:noProof/>
-        </w:rPr>
-        <w:lastRenderedPageBreak/>
         <w:drawing>
           <wp:inline distT="0" distB="0" distL="0" distR="0" wp14:anchorId="7249AE4F" wp14:editId="3EAA356A">
             <wp:extent cx="5943600" cy="2237105"/>
@@ -659,7 +542,7 @@
                     <pic:cNvPicPr/>
                   </pic:nvPicPr>
                   <pic:blipFill>
-                    <a:blip r:embed="rId8"/>
+                    <a:blip r:embed="rId6"/>
                     <a:stretch>
                       <a:fillRect/>
                     </a:stretch>
@@ -699,6 +582,7 @@
         <w:rPr>
           <w:noProof/>
         </w:rPr>
+        <w:lastRenderedPageBreak/>
         <w:drawing>
           <wp:inline distT="0" distB="0" distL="0" distR="0" wp14:anchorId="5A9B78F1" wp14:editId="22066F07">
             <wp:extent cx="5943600" cy="2374265"/>
@@ -715,7 +599,7 @@
                     <pic:cNvPicPr/>
                   </pic:nvPicPr>
                   <pic:blipFill>
-                    <a:blip r:embed="rId9"/>
+                    <a:blip r:embed="rId7"/>
                     <a:stretch>
                       <a:fillRect/>
                     </a:stretch>
@@ -747,6 +631,7 @@
     <w:p>
       <w:pPr>
         <w:pStyle w:val="Heading2"/>
+        <w:jc w:val="both"/>
         <w:rPr>
           <w:rFonts w:eastAsia="Times New Roman"/>
         </w:rPr>
@@ -756,6 +641,30 @@
         <w:rPr>
           <w:rFonts w:eastAsia="Times New Roman"/>
         </w:rPr>
+        <w:t>Lex or classic?</w:t>
+      </w:r>
+    </w:p>
+    <w:p>
+      <w:r>
+        <w:t xml:space="preserve">The solution works in lex. </w:t>
+      </w:r>
+    </w:p>
+    <w:p>
+      <w:r>
+        <w:t>In classic call from from URL buton and use RetURL variable.</w:t>
+      </w:r>
+    </w:p>
+    <w:p>
+      <w:pPr>
+        <w:pStyle w:val="Heading2"/>
+        <w:rPr>
+          <w:rFonts w:eastAsia="Times New Roman"/>
+        </w:rPr>
+      </w:pPr>
+      <w:r>
+        <w:rPr>
+          <w:rFonts w:eastAsia="Times New Roman"/>
+        </w:rPr>
         <w:t>How was it made?</w:t>
       </w:r>
       <w:bookmarkEnd w:id="2"/>
@@ -821,7 +730,19 @@
         <w:rPr>
           <w:rFonts w:eastAsia="Times New Roman"/>
         </w:rPr>
-        <w:t xml:space="preserve"> so I had to use special syntax (promise) to deal with it.</w:t>
+        <w:t xml:space="preserve"> so I had to use promise</w:t>
+      </w:r>
+      <w:r>
+        <w:rPr>
+          <w:rFonts w:eastAsia="Times New Roman"/>
+        </w:rPr>
+        <w:t xml:space="preserve"> </w:t>
+      </w:r>
+      <w:r>
+        <w:rPr>
+          <w:rFonts w:eastAsia="Times New Roman"/>
+        </w:rPr>
+        <w:t>to deal with it.</w:t>
       </w:r>
     </w:p>
     <w:p>
@@ -864,7 +785,7 @@
       <w:r>
         <w:t xml:space="preserve">See also: </w:t>
       </w:r>
-      <w:hyperlink r:id="rId10" w:history="1">
+      <w:hyperlink r:id="rId8" w:history="1">
         <w:r>
           <w:rPr>
             <w:rStyle w:val="Hyperlink"/>
@@ -882,13 +803,8 @@
         </w:numPr>
       </w:pPr>
       <w:r>
-        <w:t xml:space="preserve">This component works fine for Lightning but will not work in Classic. In Classic Call flow using URL syntax can use </w:t>
-      </w:r>
-      <w:proofErr w:type="spellStart"/>
-      <w:r>
-        <w:t>returl</w:t>
-      </w:r>
-      <w:proofErr w:type="spellEnd"/>
+        <w:t>This component works fine for Lightning but will not work in Classic. In Classic Call flow using URL syntax can use returl</w:t>
+      </w:r>
       <w:r>
         <w:t>.</w:t>
       </w:r>
@@ -906,30 +822,16 @@
     <w:p/>
     <w:p>
       <w:r>
-        <w:lastRenderedPageBreak/>
-        <w:t xml:space="preserve">Create the URL with </w:t>
-      </w:r>
-      <w:proofErr w:type="spellStart"/>
-      <w:r>
-        <w:t>r</w:t>
-      </w:r>
-      <w:r>
-        <w:t>etURL</w:t>
-      </w:r>
-      <w:proofErr w:type="spellEnd"/>
-      <w:r>
-        <w:t xml:space="preserve">. </w:t>
-      </w:r>
-      <w:proofErr w:type="spellStart"/>
-      <w:r>
-        <w:t>r</w:t>
-      </w:r>
-      <w:r>
-        <w:t>etURL</w:t>
-      </w:r>
-      <w:proofErr w:type="spellEnd"/>
-      <w:r>
-        <w:t xml:space="preserve"> redirects to visual force page that brings you back to the record. This way the screen is refreshed.</w:t>
+        <w:t>Navigate to</w:t>
+      </w:r>
+      <w:r>
+        <w:t xml:space="preserve"> </w:t>
+      </w:r>
+      <w:r>
+        <w:t>your own</w:t>
+      </w:r>
+      <w:r>
+        <w:t xml:space="preserve"> visual force page that brings you back to the record. This way the screen is refreshed.</w:t>
       </w:r>
     </w:p>
     <w:p>
@@ -998,6 +900,7 @@
           <w:szCs w:val="18"/>
           <w:shd w:val="clear" w:color="auto" w:fill="FFFFFF"/>
         </w:rPr>
+        <w:lastRenderedPageBreak/>
         <w:drawing>
           <wp:inline distT="0" distB="0" distL="0" distR="0" wp14:anchorId="642B63FD" wp14:editId="20C7BB0C">
             <wp:extent cx="5943600" cy="1201420"/>
@@ -1014,7 +917,7 @@
                     <pic:cNvPicPr/>
                   </pic:nvPicPr>
                   <pic:blipFill>
-                    <a:blip r:embed="rId11"/>
+                    <a:blip r:embed="rId9"/>
                     <a:stretch>
                       <a:fillRect/>
                     </a:stretch>
@@ -1050,7 +953,6 @@
       <w:r>
         <w:t xml:space="preserve"> </w:t>
       </w:r>
-      <w:proofErr w:type="spellStart"/>
       <w:r>
         <w:rPr>
           <w:b/>
@@ -1058,7 +960,6 @@
         </w:rPr>
         <w:t>refreshScreen</w:t>
       </w:r>
-      <w:proofErr w:type="spellEnd"/>
       <w:r>
         <w:t>:</w:t>
       </w:r>
@@ -1100,27 +1001,7 @@
           <w:sz w:val="18"/>
           <w:szCs w:val="18"/>
         </w:rPr>
-        <w:t>&lt;/</w:t>
-      </w:r>
-      <w:proofErr w:type="spellStart"/>
-      <w:r>
-        <w:rPr>
-          <w:rFonts w:ascii="Courier New" w:eastAsia="Times New Roman" w:hAnsi="Courier New" w:cs="Courier New"/>
-          <w:color w:val="000000"/>
-          <w:sz w:val="18"/>
-          <w:szCs w:val="18"/>
-        </w:rPr>
-        <w:t>apex:page</w:t>
-      </w:r>
-      <w:proofErr w:type="spellEnd"/>
-      <w:r>
-        <w:rPr>
-          <w:rFonts w:ascii="Courier New" w:eastAsia="Times New Roman" w:hAnsi="Courier New" w:cs="Courier New"/>
-          <w:color w:val="000000"/>
-          <w:sz w:val="18"/>
-          <w:szCs w:val="18"/>
-        </w:rPr>
-        <w:t>&gt;</w:t>
+        <w:t>&lt;/apex:page&gt;</w:t>
       </w:r>
     </w:p>
     <w:p/>
@@ -1145,7 +1026,7 @@
                     <pic:cNvPicPr/>
                   </pic:nvPicPr>
                   <pic:blipFill>
-                    <a:blip r:embed="rId12"/>
+                    <a:blip r:embed="rId10"/>
                     <a:stretch>
                       <a:fillRect/>
                     </a:stretch>
@@ -1203,27 +1084,7 @@
           <w:sz w:val="18"/>
           <w:szCs w:val="18"/>
         </w:rPr>
-        <w:t>&lt;</w:t>
-      </w:r>
-      <w:proofErr w:type="spellStart"/>
-      <w:r>
-        <w:rPr>
-          <w:rFonts w:ascii="Courier New" w:eastAsia="Times New Roman" w:hAnsi="Courier New" w:cs="Courier New"/>
-          <w:color w:val="000000"/>
-          <w:sz w:val="18"/>
-          <w:szCs w:val="18"/>
-        </w:rPr>
-        <w:t>apex:page</w:t>
-      </w:r>
-      <w:proofErr w:type="spellEnd"/>
-      <w:r>
-        <w:rPr>
-          <w:rFonts w:ascii="Courier New" w:eastAsia="Times New Roman" w:hAnsi="Courier New" w:cs="Courier New"/>
-          <w:color w:val="000000"/>
-          <w:sz w:val="18"/>
-          <w:szCs w:val="18"/>
-        </w:rPr>
-        <w:t xml:space="preserve"> &gt;</w:t>
+        <w:t>&lt;apex:page &gt;</w:t>
       </w:r>
     </w:p>
     <w:p>
@@ -1303,47 +1164,7 @@
           <w:sz w:val="18"/>
           <w:szCs w:val="18"/>
         </w:rPr>
-        <w:t xml:space="preserve">  </w:t>
-      </w:r>
-      <w:proofErr w:type="spellStart"/>
-      <w:r>
-        <w:rPr>
-          <w:rFonts w:ascii="Courier New" w:eastAsia="Times New Roman" w:hAnsi="Courier New" w:cs="Courier New"/>
-          <w:color w:val="000000"/>
-          <w:sz w:val="18"/>
-          <w:szCs w:val="18"/>
-        </w:rPr>
-        <w:t>window.location.href</w:t>
-      </w:r>
-      <w:proofErr w:type="spellEnd"/>
-      <w:r>
-        <w:rPr>
-          <w:rFonts w:ascii="Courier New" w:eastAsia="Times New Roman" w:hAnsi="Courier New" w:cs="Courier New"/>
-          <w:color w:val="000000"/>
-          <w:sz w:val="18"/>
-          <w:szCs w:val="18"/>
-        </w:rPr>
-        <w:t xml:space="preserve"> = '/{!$</w:t>
-      </w:r>
-      <w:proofErr w:type="spellStart"/>
-      <w:r>
-        <w:rPr>
-          <w:rFonts w:ascii="Courier New" w:eastAsia="Times New Roman" w:hAnsi="Courier New" w:cs="Courier New"/>
-          <w:color w:val="000000"/>
-          <w:sz w:val="18"/>
-          <w:szCs w:val="18"/>
-        </w:rPr>
-        <w:t>CurrentPage.parameters.relatedId</w:t>
-      </w:r>
-      <w:proofErr w:type="spellEnd"/>
-      <w:r>
-        <w:rPr>
-          <w:rFonts w:ascii="Courier New" w:eastAsia="Times New Roman" w:hAnsi="Courier New" w:cs="Courier New"/>
-          <w:color w:val="000000"/>
-          <w:sz w:val="18"/>
-          <w:szCs w:val="18"/>
-        </w:rPr>
-        <w:t>}';</w:t>
+        <w:t xml:space="preserve">  window.location.href = '/{!$CurrentPage.parameters.relatedId}';</w:t>
       </w:r>
     </w:p>
     <w:p>
